--- a/proposal/synergistic/templates/synergistic_vinuesa.docx
+++ b/proposal/synergistic/templates/synergistic_vinuesa.docx
@@ -588,7 +588,7 @@
           <w:numId w:val="17"/>
         </w:numPr>
         <w:spacing w:after="0" w:line="360" w:lineRule="auto"/>
-        <w:ind w:left="360"/>
+        <w:ind w:left="180" w:hanging="180"/>
         <w:rPr>
           <w:rFonts w:ascii="Times New Roman" w:hAnsi="Times New Roman" w:cs="Times New Roman"/>
           <w:sz w:val="24"/>
@@ -603,26 +603,56 @@
           <w:sz w:val="24"/>
           <w:szCs w:val="24"/>
         </w:rPr>
-        <w:t>Developer</w:t>
-      </w:r>
-      <w:r>
-        <w:rPr>
-          <w:rFonts w:ascii="Times New Roman" w:hAnsi="Times New Roman" w:cs="Times New Roman"/>
-          <w:sz w:val="24"/>
-          <w:szCs w:val="24"/>
-        </w:rPr>
-        <w:t xml:space="preserve"> of a successful YouTube channel disseminating content on machine learning and fluid mechanics (https://www.youtube.com/@rvinuesa). The channel has over 4,000 subscribers and some of the videos have over 22,000 views.</w:t>
+        <w:t xml:space="preserve">   </w:t>
+      </w:r>
+      <w:r>
+        <w:rPr>
+          <w:rFonts w:ascii="Times New Roman" w:hAnsi="Times New Roman" w:cs="Times New Roman"/>
+          <w:b/>
+          <w:bCs/>
+          <w:sz w:val="24"/>
+          <w:szCs w:val="24"/>
+        </w:rPr>
+        <w:t>Associate Chair</w:t>
+      </w:r>
+      <w:r>
+        <w:rPr>
+          <w:rFonts w:ascii="Times New Roman" w:hAnsi="Times New Roman" w:cs="Times New Roman"/>
+          <w:sz w:val="24"/>
+          <w:szCs w:val="24"/>
+        </w:rPr>
+        <w:t xml:space="preserve"> for Research at the Aerospace Department, University of Michigan, with </w:t>
       </w:r>
     </w:p>
     <w:p>
       <w:pPr>
-        <w:ind w:left="180" w:hanging="180"/>
-        <w:rPr>
-          <w:rFonts w:ascii="Times New Roman" w:hAnsi="Times New Roman" w:cs="Times New Roman"/>
-          <w:sz w:val="24"/>
-          <w:szCs w:val="24"/>
-        </w:rPr>
-      </w:pPr>
+        <w:pStyle w:val="ListParagraph"/>
+        <w:spacing w:after="0" w:line="360" w:lineRule="auto"/>
+        <w:ind w:left="180"/>
+        <w:rPr>
+          <w:rFonts w:ascii="Times New Roman" w:hAnsi="Times New Roman" w:cs="Times New Roman"/>
+          <w:sz w:val="24"/>
+          <w:szCs w:val="24"/>
+        </w:rPr>
+      </w:pPr>
+      <w:r>
+        <w:rPr>
+          <w:rFonts w:ascii="Times New Roman" w:hAnsi="Times New Roman" w:cs="Times New Roman"/>
+          <w:b/>
+          <w:bCs/>
+          <w:sz w:val="24"/>
+          <w:szCs w:val="24"/>
+        </w:rPr>
+        <w:t xml:space="preserve">   </w:t>
+      </w:r>
+      <w:r>
+        <w:rPr>
+          <w:rFonts w:ascii="Times New Roman" w:hAnsi="Times New Roman" w:cs="Times New Roman"/>
+          <w:sz w:val="24"/>
+          <w:szCs w:val="24"/>
+        </w:rPr>
+        <w:t>focus on dissemination activities of the department research.</w:t>
+      </w:r>
     </w:p>
     <w:p>
       <w:pPr>
